--- a/6_semester/Мультимедиа/1 лр/Мультимедиа-ЛР1-ШаповаловаДС-4329.docx
+++ b/6_semester/Мультимедиа/1 лр/Мультимедиа-ЛР1-ШаповаловаДС-4329.docx
@@ -1418,7 +1418,7 @@
           <w:szCs w:val="24"/>
           <w:lang w:eastAsia="en-GB"/>
         </w:rPr>
-        <w:t>5</w:t>
+        <w:t>6</w:t>
       </w:r>
       <w:r>
         <w:rPr>
@@ -1524,25 +1524,7 @@
           <w:sz w:val="24"/>
           <w:szCs w:val="24"/>
         </w:rPr>
-        <w:t xml:space="preserve">Изучить на конкретном примере построение древовидных структуры, приобрести навыки практического использования шаблонов </w:t>
-      </w:r>
-      <w:proofErr w:type="spellStart"/>
-      <w:r>
-        <w:rPr>
-          <w:rFonts w:ascii="Times New Roman" w:hAnsi="Times New Roman" w:cs="Times New Roman"/>
-          <w:sz w:val="24"/>
-          <w:szCs w:val="24"/>
-        </w:rPr>
-        <w:t>Visio</w:t>
-      </w:r>
-      <w:proofErr w:type="spellEnd"/>
-      <w:r>
-        <w:rPr>
-          <w:rFonts w:ascii="Times New Roman" w:hAnsi="Times New Roman" w:cs="Times New Roman"/>
-          <w:sz w:val="24"/>
-          <w:szCs w:val="24"/>
-        </w:rPr>
-        <w:t xml:space="preserve"> при построении простых и наглядных древовидных структур</w:t>
+        <w:t>Изучить на конкретном примере построение древовидных структуры, приобрести навыки практического использования шаблонов Visio при построении простых и наглядных древовидных структур</w:t>
       </w:r>
       <w:r>
         <w:rPr>
@@ -1703,7 +1685,6 @@
           <w:rFonts w:ascii="Times New Roman" w:hAnsi="Times New Roman" w:cs="Times New Roman"/>
           <w:sz w:val="24"/>
           <w:szCs w:val="24"/>
-          <w:lang w:val="en-US"/>
         </w:rPr>
       </w:pPr>
       <w:r>
@@ -1809,7 +1790,6 @@
           <w:rFonts w:ascii="Times New Roman" w:hAnsi="Times New Roman" w:cs="Times New Roman"/>
           <w:sz w:val="24"/>
           <w:szCs w:val="24"/>
-          <w:lang w:val="en-US"/>
         </w:rPr>
       </w:pPr>
       <w:r>
@@ -2376,6 +2356,7 @@
     <w:p>
       <w:pPr>
         <w:ind w:firstLine="0"/>
+        <w:jc w:val="center"/>
         <w:rPr>
           <w:rFonts w:ascii="Times New Roman" w:hAnsi="Times New Roman" w:cs="Times New Roman"/>
           <w:sz w:val="24"/>
@@ -2387,12 +2368,11 @@
           <w:noProof/>
           <w14:ligatures w14:val="standardContextual"/>
         </w:rPr>
-        <w:lastRenderedPageBreak/>
         <w:drawing>
-          <wp:inline distT="0" distB="0" distL="0" distR="0" wp14:anchorId="3BF2F7BB" wp14:editId="62D8B4C5">
-            <wp:extent cx="5940425" cy="3230880"/>
-            <wp:effectExtent l="0" t="0" r="3175" b="7620"/>
-            <wp:docPr id="1075206689" name="Рисунок 1"/>
+          <wp:inline distT="0" distB="0" distL="0" distR="0" wp14:anchorId="03F7E361" wp14:editId="14E83729">
+            <wp:extent cx="5940425" cy="1046539"/>
+            <wp:effectExtent l="0" t="0" r="3175" b="1270"/>
+            <wp:docPr id="1232973637" name="Рисунок 1"/>
             <wp:cNvGraphicFramePr>
               <a:graphicFrameLocks xmlns:a="http://schemas.openxmlformats.org/drawingml/2006/main" noChangeAspect="1"/>
             </wp:cNvGraphicFramePr>
@@ -2400,23 +2380,32 @@
               <a:graphicData uri="http://schemas.openxmlformats.org/drawingml/2006/picture">
                 <pic:pic xmlns:pic="http://schemas.openxmlformats.org/drawingml/2006/picture">
                   <pic:nvPicPr>
-                    <pic:cNvPr id="1075206689" name=""/>
+                    <pic:cNvPr id="1232973637" name=""/>
                     <pic:cNvPicPr/>
                   </pic:nvPicPr>
-                  <pic:blipFill>
+                  <pic:blipFill rotWithShape="1">
                     <a:blip r:embed="rId10"/>
+                    <a:srcRect b="39207"/>
                     <a:stretch>
                       <a:fillRect/>
                     </a:stretch>
                   </pic:blipFill>
-                  <pic:spPr>
+                  <pic:spPr bwMode="auto">
                     <a:xfrm>
                       <a:off x="0" y="0"/>
-                      <a:ext cx="5940425" cy="3230880"/>
+                      <a:ext cx="5940425" cy="1046539"/>
                     </a:xfrm>
                     <a:prstGeom prst="rect">
                       <a:avLst/>
                     </a:prstGeom>
+                    <a:ln>
+                      <a:noFill/>
+                    </a:ln>
+                    <a:extLst>
+                      <a:ext uri="{53640926-AAD7-44D8-BBD7-CCE9431645EC}">
+                        <a14:shadowObscured xmlns:a14="http://schemas.microsoft.com/office/drawing/2010/main"/>
+                      </a:ext>
+                    </a:extLst>
                   </pic:spPr>
                 </pic:pic>
               </a:graphicData>
@@ -2428,6 +2417,7 @@
     <w:p>
       <w:pPr>
         <w:ind w:firstLine="0"/>
+        <w:jc w:val="center"/>
         <w:rPr>
           <w:rFonts w:ascii="Times New Roman" w:hAnsi="Times New Roman" w:cs="Times New Roman"/>
           <w:sz w:val="24"/>
@@ -2457,6 +2447,7 @@
           <w:sz w:val="24"/>
           <w:szCs w:val="24"/>
         </w:rPr>
+        <w:lastRenderedPageBreak/>
         <w:t>«</w:t>
       </w:r>
       <w:r>
@@ -2474,25 +2465,7 @@
           <w:szCs w:val="24"/>
         </w:rPr>
         <w:softHyphen/>
-        <w:t>ли сам комбат, заместитель по политической части, заместитель по технической части и техник батальона. Штаб состоял из начальника штаба, начальника связи, инструктора-дозиметриста, писаря и води</w:t>
-      </w:r>
-      <w:r>
-        <w:rPr>
-          <w:rFonts w:ascii="Times New Roman" w:hAnsi="Times New Roman" w:cs="Times New Roman"/>
-          <w:sz w:val="24"/>
-          <w:szCs w:val="24"/>
-        </w:rPr>
-        <w:softHyphen/>
-        <w:t>теля бронетранспортера. Начальник связи являлся командиром взво</w:t>
-      </w:r>
-      <w:r>
-        <w:rPr>
-          <w:rFonts w:ascii="Times New Roman" w:hAnsi="Times New Roman" w:cs="Times New Roman"/>
-          <w:sz w:val="24"/>
-          <w:szCs w:val="24"/>
-        </w:rPr>
-        <w:softHyphen/>
-        <w:t>да связи (еще 12 чел.). Минометная батарея состояла из управления (10 чел.) и двух взводов по 20 чел., в каждом — по 3 120-мм миномета.</w:t>
+        <w:t>ли сам комбат, заместитель по политической части, заместитель по технической части и техник батальона.</w:t>
       </w:r>
       <w:r>
         <w:rPr>
@@ -2517,23 +2490,7 @@
           <w:sz w:val="24"/>
           <w:szCs w:val="24"/>
         </w:rPr>
-        <w:t>Слайд для данного текста изображён на рисунке 2.</w:t>
-      </w:r>
-      <w:r>
-        <w:rPr>
-          <w:rFonts w:ascii="Times New Roman" w:hAnsi="Times New Roman" w:cs="Times New Roman"/>
-          <w:sz w:val="24"/>
-          <w:szCs w:val="24"/>
-        </w:rPr>
-        <w:t>2</w:t>
-      </w:r>
-      <w:r>
-        <w:rPr>
-          <w:rFonts w:ascii="Times New Roman" w:hAnsi="Times New Roman" w:cs="Times New Roman"/>
-          <w:sz w:val="24"/>
-          <w:szCs w:val="24"/>
-        </w:rPr>
-        <w:t>.</w:t>
+        <w:t>Слайд для данного текста изображён на рисунке 2.2.</w:t>
       </w:r>
     </w:p>
     <w:p>
@@ -2552,10 +2509,10 @@
           <w14:ligatures w14:val="standardContextual"/>
         </w:rPr>
         <w:drawing>
-          <wp:inline distT="0" distB="0" distL="0" distR="0" wp14:anchorId="1E59319F" wp14:editId="57248253">
-            <wp:extent cx="5940425" cy="3146425"/>
-            <wp:effectExtent l="0" t="0" r="3175" b="0"/>
-            <wp:docPr id="2035066107" name="Рисунок 1"/>
+          <wp:inline distT="0" distB="0" distL="0" distR="0" wp14:anchorId="02340CCC" wp14:editId="09E976F6">
+            <wp:extent cx="5940425" cy="1786255"/>
+            <wp:effectExtent l="0" t="0" r="3175" b="4445"/>
+            <wp:docPr id="790938199" name="Рисунок 1"/>
             <wp:cNvGraphicFramePr>
               <a:graphicFrameLocks xmlns:a="http://schemas.openxmlformats.org/drawingml/2006/main" noChangeAspect="1"/>
             </wp:cNvGraphicFramePr>
@@ -2563,7 +2520,7 @@
               <a:graphicData uri="http://schemas.openxmlformats.org/drawingml/2006/picture">
                 <pic:pic xmlns:pic="http://schemas.openxmlformats.org/drawingml/2006/picture">
                   <pic:nvPicPr>
-                    <pic:cNvPr id="2035066107" name=""/>
+                    <pic:cNvPr id="790938199" name=""/>
                     <pic:cNvPicPr/>
                   </pic:nvPicPr>
                   <pic:blipFill>
@@ -2575,7 +2532,7 @@
                   <pic:spPr>
                     <a:xfrm>
                       <a:off x="0" y="0"/>
-                      <a:ext cx="5940425" cy="3146425"/>
+                      <a:ext cx="5940425" cy="1786255"/>
                     </a:xfrm>
                     <a:prstGeom prst="rect">
                       <a:avLst/>
@@ -2621,7 +2578,6 @@
           <w:sz w:val="24"/>
           <w:szCs w:val="24"/>
         </w:rPr>
-        <w:lastRenderedPageBreak/>
         <w:t>«</w:t>
       </w:r>
       <w:r>
@@ -2630,7 +2586,7 @@
           <w:sz w:val="24"/>
           <w:szCs w:val="24"/>
         </w:rPr>
-        <w:t>Противотанковый взвод состоял из отделения станковых противо</w:t>
+        <w:t>Штаб состоял из начальника штаба, начальника связи, инструктора-дозиметриста, писаря и води</w:t>
       </w:r>
       <w:r>
         <w:rPr>
@@ -2639,7 +2595,23 @@
           <w:szCs w:val="24"/>
         </w:rPr>
         <w:softHyphen/>
-        <w:t>танковых гранатометов (8 чел., 2 гранатомета СПГ-9) и двух отделе</w:t>
+        <w:t>теля бронетранспортера.</w:t>
+      </w:r>
+      <w:r>
+        <w:rPr>
+          <w:rFonts w:ascii="Times New Roman" w:hAnsi="Times New Roman" w:cs="Times New Roman"/>
+          <w:sz w:val="24"/>
+          <w:szCs w:val="24"/>
+        </w:rPr>
+        <w:t xml:space="preserve"> </w:t>
+      </w:r>
+      <w:r>
+        <w:rPr>
+          <w:rFonts w:ascii="Times New Roman" w:hAnsi="Times New Roman" w:cs="Times New Roman"/>
+          <w:sz w:val="24"/>
+          <w:szCs w:val="24"/>
+        </w:rPr>
+        <w:t>Начальник связи являлся командиром взво</w:t>
       </w:r>
       <w:r>
         <w:rPr>
@@ -2648,7 +2620,15 @@
           <w:szCs w:val="24"/>
         </w:rPr>
         <w:softHyphen/>
-        <w:t>ний противотанковых управляемых ракет (по 6 чел. и по 2 ПТУРС в отделении).</w:t>
+        <w:t>да связи (еще 12 чел.)</w:t>
+      </w:r>
+      <w:r>
+        <w:rPr>
+          <w:rFonts w:ascii="Times New Roman" w:hAnsi="Times New Roman" w:cs="Times New Roman"/>
+          <w:sz w:val="24"/>
+          <w:szCs w:val="24"/>
+        </w:rPr>
+        <w:t>.</w:t>
       </w:r>
       <w:r>
         <w:rPr>
@@ -2673,23 +2653,7 @@
           <w:sz w:val="24"/>
           <w:szCs w:val="24"/>
         </w:rPr>
-        <w:t>Слайд для данного текста изображён на рисунке 2.</w:t>
-      </w:r>
-      <w:r>
-        <w:rPr>
-          <w:rFonts w:ascii="Times New Roman" w:hAnsi="Times New Roman" w:cs="Times New Roman"/>
-          <w:sz w:val="24"/>
-          <w:szCs w:val="24"/>
-        </w:rPr>
-        <w:t>3</w:t>
-      </w:r>
-      <w:r>
-        <w:rPr>
-          <w:rFonts w:ascii="Times New Roman" w:hAnsi="Times New Roman" w:cs="Times New Roman"/>
-          <w:sz w:val="24"/>
-          <w:szCs w:val="24"/>
-        </w:rPr>
-        <w:t>.</w:t>
+        <w:t>Слайд для данного текста изображён на рисунке 2.3.</w:t>
       </w:r>
     </w:p>
     <w:p>
@@ -2708,10 +2672,10 @@
           <w14:ligatures w14:val="standardContextual"/>
         </w:rPr>
         <w:drawing>
-          <wp:inline distT="0" distB="0" distL="0" distR="0" wp14:anchorId="00E2D9A9" wp14:editId="34EE99AB">
-            <wp:extent cx="5940425" cy="3294380"/>
-            <wp:effectExtent l="0" t="0" r="3175" b="1270"/>
-            <wp:docPr id="2004618716" name="Рисунок 1"/>
+          <wp:inline distT="0" distB="0" distL="0" distR="0" wp14:anchorId="45221DCE" wp14:editId="7486AB30">
+            <wp:extent cx="5940425" cy="2345690"/>
+            <wp:effectExtent l="0" t="0" r="3175" b="0"/>
+            <wp:docPr id="649406541" name="Рисунок 1"/>
             <wp:cNvGraphicFramePr>
               <a:graphicFrameLocks xmlns:a="http://schemas.openxmlformats.org/drawingml/2006/main" noChangeAspect="1"/>
             </wp:cNvGraphicFramePr>
@@ -2719,7 +2683,7 @@
               <a:graphicData uri="http://schemas.openxmlformats.org/drawingml/2006/picture">
                 <pic:pic xmlns:pic="http://schemas.openxmlformats.org/drawingml/2006/picture">
                   <pic:nvPicPr>
-                    <pic:cNvPr id="2004618716" name=""/>
+                    <pic:cNvPr id="649406541" name=""/>
                     <pic:cNvPicPr/>
                   </pic:nvPicPr>
                   <pic:blipFill>
@@ -2731,7 +2695,7 @@
                   <pic:spPr>
                     <a:xfrm>
                       <a:off x="0" y="0"/>
-                      <a:ext cx="5940425" cy="3294380"/>
+                      <a:ext cx="5940425" cy="2345690"/>
                     </a:xfrm>
                     <a:prstGeom prst="rect">
                       <a:avLst/>
@@ -2760,31 +2724,7 @@
           <w:sz w:val="24"/>
           <w:szCs w:val="24"/>
         </w:rPr>
-        <w:t>Рисунок 2.</w:t>
-      </w:r>
-      <w:r>
-        <w:rPr>
-          <w:rFonts w:ascii="Times New Roman" w:hAnsi="Times New Roman" w:cs="Times New Roman"/>
-          <w:sz w:val="24"/>
-          <w:szCs w:val="24"/>
-        </w:rPr>
-        <w:t>3</w:t>
-      </w:r>
-      <w:r>
-        <w:rPr>
-          <w:rFonts w:ascii="Times New Roman" w:hAnsi="Times New Roman" w:cs="Times New Roman"/>
-          <w:sz w:val="24"/>
-          <w:szCs w:val="24"/>
-        </w:rPr>
-        <w:t xml:space="preserve"> – Слайд </w:t>
-      </w:r>
-      <w:r>
-        <w:rPr>
-          <w:rFonts w:ascii="Times New Roman" w:hAnsi="Times New Roman" w:cs="Times New Roman"/>
-          <w:sz w:val="24"/>
-          <w:szCs w:val="24"/>
-        </w:rPr>
-        <w:t>3</w:t>
+        <w:t>Рисунок 2.3 – Слайд 3</w:t>
       </w:r>
     </w:p>
     <w:p>
@@ -2809,25 +2749,15 @@
           <w:sz w:val="24"/>
           <w:szCs w:val="24"/>
         </w:rPr>
-        <w:t>Отделение технического обслуживания: командир отде</w:t>
-      </w:r>
-      <w:r>
-        <w:rPr>
-          <w:rFonts w:ascii="Times New Roman" w:hAnsi="Times New Roman" w:cs="Times New Roman"/>
-          <w:sz w:val="24"/>
-          <w:szCs w:val="24"/>
-        </w:rPr>
-        <w:softHyphen/>
-        <w:t>ления, водитель-автослесарь и старший механик. Взвод снабжения: командир взвода, его заместитель, хозяйственная часть (3 чел.) и ав</w:t>
-      </w:r>
-      <w:r>
-        <w:rPr>
-          <w:rFonts w:ascii="Times New Roman" w:hAnsi="Times New Roman" w:cs="Times New Roman"/>
-          <w:sz w:val="24"/>
-          <w:szCs w:val="24"/>
-        </w:rPr>
-        <w:softHyphen/>
-        <w:t>тотранспортное отделение (4 чел.). Батальонный медицинский пункт: начальник пункта, шофер-санитар и 2 санитара.</w:t>
+        <w:t xml:space="preserve">Минометная </w:t>
+      </w:r>
+      <w:r>
+        <w:rPr>
+          <w:rFonts w:ascii="Times New Roman" w:hAnsi="Times New Roman" w:cs="Times New Roman"/>
+          <w:sz w:val="24"/>
+          <w:szCs w:val="24"/>
+        </w:rPr>
+        <w:t>батарея состояла из управления (10 чел.) и двух взводов по 20 чел., в каждом — по 3 120-мм миномета.</w:t>
       </w:r>
       <w:r>
         <w:rPr>
@@ -2852,23 +2782,7 @@
           <w:sz w:val="24"/>
           <w:szCs w:val="24"/>
         </w:rPr>
-        <w:t>Слайд для данного текста изображён на рисунке 2.</w:t>
-      </w:r>
-      <w:r>
-        <w:rPr>
-          <w:rFonts w:ascii="Times New Roman" w:hAnsi="Times New Roman" w:cs="Times New Roman"/>
-          <w:sz w:val="24"/>
-          <w:szCs w:val="24"/>
-        </w:rPr>
-        <w:t>4</w:t>
-      </w:r>
-      <w:r>
-        <w:rPr>
-          <w:rFonts w:ascii="Times New Roman" w:hAnsi="Times New Roman" w:cs="Times New Roman"/>
-          <w:sz w:val="24"/>
-          <w:szCs w:val="24"/>
-        </w:rPr>
-        <w:t>.</w:t>
+        <w:t>Слайд для данного текста изображён на рисунке 2.4.</w:t>
       </w:r>
     </w:p>
     <w:p>
@@ -2888,10 +2802,10 @@
         </w:rPr>
         <w:lastRenderedPageBreak/>
         <w:drawing>
-          <wp:inline distT="0" distB="0" distL="0" distR="0" wp14:anchorId="18C858F7" wp14:editId="0812EA2E">
-            <wp:extent cx="5940425" cy="3358515"/>
+          <wp:inline distT="0" distB="0" distL="0" distR="0" wp14:anchorId="5F262BFD" wp14:editId="5F1E26C0">
+            <wp:extent cx="5940425" cy="2348865"/>
             <wp:effectExtent l="0" t="0" r="3175" b="0"/>
-            <wp:docPr id="871567284" name="Рисунок 1"/>
+            <wp:docPr id="430400512" name="Рисунок 1"/>
             <wp:cNvGraphicFramePr>
               <a:graphicFrameLocks xmlns:a="http://schemas.openxmlformats.org/drawingml/2006/main" noChangeAspect="1"/>
             </wp:cNvGraphicFramePr>
@@ -2899,7 +2813,7 @@
               <a:graphicData uri="http://schemas.openxmlformats.org/drawingml/2006/picture">
                 <pic:pic xmlns:pic="http://schemas.openxmlformats.org/drawingml/2006/picture">
                   <pic:nvPicPr>
-                    <pic:cNvPr id="871567284" name=""/>
+                    <pic:cNvPr id="430400512" name=""/>
                     <pic:cNvPicPr/>
                   </pic:nvPicPr>
                   <pic:blipFill>
@@ -2911,7 +2825,7 @@
                   <pic:spPr>
                     <a:xfrm>
                       <a:off x="0" y="0"/>
-                      <a:ext cx="5940425" cy="3358515"/>
+                      <a:ext cx="5940425" cy="2348865"/>
                     </a:xfrm>
                     <a:prstGeom prst="rect">
                       <a:avLst/>
@@ -2940,31 +2854,7 @@
           <w:sz w:val="24"/>
           <w:szCs w:val="24"/>
         </w:rPr>
-        <w:t>Рисунок 2.</w:t>
-      </w:r>
-      <w:r>
-        <w:rPr>
-          <w:rFonts w:ascii="Times New Roman" w:hAnsi="Times New Roman" w:cs="Times New Roman"/>
-          <w:sz w:val="24"/>
-          <w:szCs w:val="24"/>
-        </w:rPr>
-        <w:t>4</w:t>
-      </w:r>
-      <w:r>
-        <w:rPr>
-          <w:rFonts w:ascii="Times New Roman" w:hAnsi="Times New Roman" w:cs="Times New Roman"/>
-          <w:sz w:val="24"/>
-          <w:szCs w:val="24"/>
-        </w:rPr>
-        <w:t xml:space="preserve"> – Слайд </w:t>
-      </w:r>
-      <w:r>
-        <w:rPr>
-          <w:rFonts w:ascii="Times New Roman" w:hAnsi="Times New Roman" w:cs="Times New Roman"/>
-          <w:sz w:val="24"/>
-          <w:szCs w:val="24"/>
-        </w:rPr>
-        <w:t>4</w:t>
+        <w:t>Рисунок 2.4 – Слайд 4</w:t>
       </w:r>
     </w:p>
     <w:p>
@@ -2989,7 +2879,7 @@
           <w:sz w:val="24"/>
           <w:szCs w:val="24"/>
         </w:rPr>
-        <w:t>Мотострелковая рота состояла из управления (командир роты, заме</w:t>
+        <w:t>Противотанковый взвод состоял из отделения станковых противо</w:t>
       </w:r>
       <w:r>
         <w:rPr>
@@ -2998,7 +2888,7 @@
           <w:szCs w:val="24"/>
         </w:rPr>
         <w:softHyphen/>
-        <w:t>ститель по политической части, старшина роты), пулеметного отде</w:t>
+        <w:t>танковых гранатометов (8 чел., 2 гранатомета СПГ-9) и двух отделе</w:t>
       </w:r>
       <w:r>
         <w:rPr>
@@ -3007,7 +2897,15 @@
           <w:szCs w:val="24"/>
         </w:rPr>
         <w:softHyphen/>
-        <w:t xml:space="preserve">ления и 3 мотострелковых взводов. </w:t>
+        <w:t>ний противотанковых управляемых ракет (по 6 чел. и по 2 ПТУРС в отделении).</w:t>
+      </w:r>
+      <w:r>
+        <w:rPr>
+          <w:rFonts w:ascii="Times New Roman" w:hAnsi="Times New Roman" w:cs="Times New Roman"/>
+          <w:sz w:val="24"/>
+          <w:szCs w:val="24"/>
+        </w:rPr>
+        <w:t>»</w:t>
       </w:r>
     </w:p>
     <w:p>
@@ -3024,88 +2922,27 @@
           <w:sz w:val="24"/>
           <w:szCs w:val="24"/>
         </w:rPr>
-        <w:t>Пулеметное отделение состояло из командира отделения, водителя бронетранспортера и двух пуле</w:t>
-      </w:r>
-      <w:r>
-        <w:rPr>
-          <w:rFonts w:ascii="Times New Roman" w:hAnsi="Times New Roman" w:cs="Times New Roman"/>
-          <w:sz w:val="24"/>
-          <w:szCs w:val="24"/>
-        </w:rPr>
-        <w:softHyphen/>
-        <w:t>метных расчетов, в каждом пулеметчик и помощник пулеметчика. Мотострелковый взвод имел командира взвода, заместителя коман</w:t>
-      </w:r>
-      <w:r>
-        <w:rPr>
-          <w:rFonts w:ascii="Times New Roman" w:hAnsi="Times New Roman" w:cs="Times New Roman"/>
-          <w:sz w:val="24"/>
-          <w:szCs w:val="24"/>
-        </w:rPr>
-        <w:softHyphen/>
-        <w:t>дира и 3 мотострелковых отделения. В каждом отделении: командир отделения, пулеметчик, гранатометчик, помощник гранатометчи</w:t>
-      </w:r>
-      <w:r>
-        <w:rPr>
-          <w:rFonts w:ascii="Times New Roman" w:hAnsi="Times New Roman" w:cs="Times New Roman"/>
-          <w:sz w:val="24"/>
-          <w:szCs w:val="24"/>
-        </w:rPr>
-        <w:softHyphen/>
-        <w:t>ка, старший автоматчик, 3 автоматчика и водитель бронетранспор</w:t>
-      </w:r>
-      <w:r>
-        <w:rPr>
-          <w:rFonts w:ascii="Times New Roman" w:hAnsi="Times New Roman" w:cs="Times New Roman"/>
-          <w:sz w:val="24"/>
-          <w:szCs w:val="24"/>
-        </w:rPr>
-        <w:softHyphen/>
-        <w:t>тера.</w:t>
-      </w:r>
-      <w:r>
-        <w:rPr>
-          <w:rFonts w:ascii="Times New Roman" w:hAnsi="Times New Roman" w:cs="Times New Roman"/>
-          <w:sz w:val="24"/>
-          <w:szCs w:val="24"/>
-        </w:rPr>
-        <w:t>»</w:t>
+        <w:t>Слайд для данного текста изображён на рисунке 2.</w:t>
+      </w:r>
+      <w:r>
+        <w:rPr>
+          <w:rFonts w:ascii="Times New Roman" w:hAnsi="Times New Roman" w:cs="Times New Roman"/>
+          <w:sz w:val="24"/>
+          <w:szCs w:val="24"/>
+        </w:rPr>
+        <w:t>5</w:t>
+      </w:r>
+      <w:r>
+        <w:rPr>
+          <w:rFonts w:ascii="Times New Roman" w:hAnsi="Times New Roman" w:cs="Times New Roman"/>
+          <w:sz w:val="24"/>
+          <w:szCs w:val="24"/>
+        </w:rPr>
+        <w:t>.</w:t>
       </w:r>
     </w:p>
     <w:p>
       <w:pPr>
-        <w:rPr>
-          <w:rFonts w:ascii="Times New Roman" w:hAnsi="Times New Roman" w:cs="Times New Roman"/>
-          <w:sz w:val="24"/>
-          <w:szCs w:val="24"/>
-        </w:rPr>
-      </w:pPr>
-      <w:r>
-        <w:rPr>
-          <w:rFonts w:ascii="Times New Roman" w:hAnsi="Times New Roman" w:cs="Times New Roman"/>
-          <w:sz w:val="24"/>
-          <w:szCs w:val="24"/>
-        </w:rPr>
-        <w:t>Слайд для данного текста изображён на рисунке 2.</w:t>
-      </w:r>
-      <w:r>
-        <w:rPr>
-          <w:rFonts w:ascii="Times New Roman" w:hAnsi="Times New Roman" w:cs="Times New Roman"/>
-          <w:sz w:val="24"/>
-          <w:szCs w:val="24"/>
-        </w:rPr>
-        <w:t>5</w:t>
-      </w:r>
-      <w:r>
-        <w:rPr>
-          <w:rFonts w:ascii="Times New Roman" w:hAnsi="Times New Roman" w:cs="Times New Roman"/>
-          <w:sz w:val="24"/>
-          <w:szCs w:val="24"/>
-        </w:rPr>
-        <w:t>.</w:t>
-      </w:r>
-    </w:p>
-    <w:p>
-      <w:pPr>
         <w:ind w:firstLine="0"/>
         <w:jc w:val="center"/>
         <w:rPr>
@@ -3119,12 +2956,11 @@
           <w:noProof/>
           <w14:ligatures w14:val="standardContextual"/>
         </w:rPr>
-        <w:lastRenderedPageBreak/>
         <w:drawing>
-          <wp:inline distT="0" distB="0" distL="0" distR="0" wp14:anchorId="7762EE89" wp14:editId="4CE4ABD3">
-            <wp:extent cx="6014959" cy="3384580"/>
-            <wp:effectExtent l="0" t="0" r="5080" b="6350"/>
-            <wp:docPr id="601250311" name="Рисунок 1"/>
+          <wp:inline distT="0" distB="0" distL="0" distR="0" wp14:anchorId="705B1CC9" wp14:editId="6D2E9402">
+            <wp:extent cx="5940425" cy="2536825"/>
+            <wp:effectExtent l="0" t="0" r="3175" b="0"/>
+            <wp:docPr id="1442919860" name="Рисунок 1"/>
             <wp:cNvGraphicFramePr>
               <a:graphicFrameLocks xmlns:a="http://schemas.openxmlformats.org/drawingml/2006/main" noChangeAspect="1"/>
             </wp:cNvGraphicFramePr>
@@ -3132,7 +2968,7 @@
               <a:graphicData uri="http://schemas.openxmlformats.org/drawingml/2006/picture">
                 <pic:pic xmlns:pic="http://schemas.openxmlformats.org/drawingml/2006/picture">
                   <pic:nvPicPr>
-                    <pic:cNvPr id="601250311" name=""/>
+                    <pic:cNvPr id="1442919860" name=""/>
                     <pic:cNvPicPr/>
                   </pic:nvPicPr>
                   <pic:blipFill>
@@ -3144,7 +2980,7 @@
                   <pic:spPr>
                     <a:xfrm>
                       <a:off x="0" y="0"/>
-                      <a:ext cx="6035461" cy="3396116"/>
+                      <a:ext cx="5940425" cy="2536825"/>
                     </a:xfrm>
                     <a:prstGeom prst="rect">
                       <a:avLst/>
@@ -3214,6 +3050,1030 @@
           <w:sz w:val="24"/>
           <w:szCs w:val="24"/>
         </w:rPr>
+        <w:t>«</w:t>
+      </w:r>
+      <w:r>
+        <w:rPr>
+          <w:rFonts w:ascii="Times New Roman" w:hAnsi="Times New Roman" w:cs="Times New Roman"/>
+          <w:sz w:val="24"/>
+          <w:szCs w:val="24"/>
+        </w:rPr>
+        <w:t>Отделение технического обслуживания: командир отде</w:t>
+      </w:r>
+      <w:r>
+        <w:rPr>
+          <w:rFonts w:ascii="Times New Roman" w:hAnsi="Times New Roman" w:cs="Times New Roman"/>
+          <w:sz w:val="24"/>
+          <w:szCs w:val="24"/>
+        </w:rPr>
+        <w:softHyphen/>
+        <w:t>ления, водитель-автослесарь и старший механик.</w:t>
+      </w:r>
+      <w:r>
+        <w:rPr>
+          <w:rFonts w:ascii="Times New Roman" w:hAnsi="Times New Roman" w:cs="Times New Roman"/>
+          <w:sz w:val="24"/>
+          <w:szCs w:val="24"/>
+        </w:rPr>
+        <w:t>»</w:t>
+      </w:r>
+    </w:p>
+    <w:p>
+      <w:pPr>
+        <w:rPr>
+          <w:rFonts w:ascii="Times New Roman" w:hAnsi="Times New Roman" w:cs="Times New Roman"/>
+          <w:sz w:val="24"/>
+          <w:szCs w:val="24"/>
+        </w:rPr>
+      </w:pPr>
+      <w:r>
+        <w:rPr>
+          <w:rFonts w:ascii="Times New Roman" w:hAnsi="Times New Roman" w:cs="Times New Roman"/>
+          <w:sz w:val="24"/>
+          <w:szCs w:val="24"/>
+        </w:rPr>
+        <w:t>Слайд для данного текста изображён на рисунке 2.</w:t>
+      </w:r>
+      <w:r>
+        <w:rPr>
+          <w:rFonts w:ascii="Times New Roman" w:hAnsi="Times New Roman" w:cs="Times New Roman"/>
+          <w:sz w:val="24"/>
+          <w:szCs w:val="24"/>
+        </w:rPr>
+        <w:t>6</w:t>
+      </w:r>
+      <w:r>
+        <w:rPr>
+          <w:rFonts w:ascii="Times New Roman" w:hAnsi="Times New Roman" w:cs="Times New Roman"/>
+          <w:sz w:val="24"/>
+          <w:szCs w:val="24"/>
+        </w:rPr>
+        <w:t>.</w:t>
+      </w:r>
+    </w:p>
+    <w:p>
+      <w:pPr>
+        <w:ind w:firstLine="0"/>
+        <w:jc w:val="center"/>
+        <w:rPr>
+          <w:rFonts w:ascii="Times New Roman" w:hAnsi="Times New Roman" w:cs="Times New Roman"/>
+          <w:sz w:val="24"/>
+          <w:szCs w:val="24"/>
+        </w:rPr>
+      </w:pPr>
+      <w:r>
+        <w:rPr>
+          <w:noProof/>
+          <w14:ligatures w14:val="standardContextual"/>
+        </w:rPr>
+        <w:lastRenderedPageBreak/>
+        <w:drawing>
+          <wp:inline distT="0" distB="0" distL="0" distR="0" wp14:anchorId="5754F94C" wp14:editId="2770DE49">
+            <wp:extent cx="5940425" cy="2366645"/>
+            <wp:effectExtent l="0" t="0" r="3175" b="0"/>
+            <wp:docPr id="390638495" name="Рисунок 1"/>
+            <wp:cNvGraphicFramePr>
+              <a:graphicFrameLocks xmlns:a="http://schemas.openxmlformats.org/drawingml/2006/main" noChangeAspect="1"/>
+            </wp:cNvGraphicFramePr>
+            <a:graphic xmlns:a="http://schemas.openxmlformats.org/drawingml/2006/main">
+              <a:graphicData uri="http://schemas.openxmlformats.org/drawingml/2006/picture">
+                <pic:pic xmlns:pic="http://schemas.openxmlformats.org/drawingml/2006/picture">
+                  <pic:nvPicPr>
+                    <pic:cNvPr id="390638495" name=""/>
+                    <pic:cNvPicPr/>
+                  </pic:nvPicPr>
+                  <pic:blipFill>
+                    <a:blip r:embed="rId15"/>
+                    <a:stretch>
+                      <a:fillRect/>
+                    </a:stretch>
+                  </pic:blipFill>
+                  <pic:spPr>
+                    <a:xfrm>
+                      <a:off x="0" y="0"/>
+                      <a:ext cx="5940425" cy="2366645"/>
+                    </a:xfrm>
+                    <a:prstGeom prst="rect">
+                      <a:avLst/>
+                    </a:prstGeom>
+                  </pic:spPr>
+                </pic:pic>
+              </a:graphicData>
+            </a:graphic>
+          </wp:inline>
+        </w:drawing>
+      </w:r>
+    </w:p>
+    <w:p>
+      <w:pPr>
+        <w:ind w:firstLine="0"/>
+        <w:jc w:val="center"/>
+        <w:rPr>
+          <w:rFonts w:ascii="Times New Roman" w:hAnsi="Times New Roman" w:cs="Times New Roman"/>
+          <w:sz w:val="24"/>
+          <w:szCs w:val="24"/>
+        </w:rPr>
+      </w:pPr>
+      <w:r>
+        <w:rPr>
+          <w:rFonts w:ascii="Times New Roman" w:hAnsi="Times New Roman" w:cs="Times New Roman"/>
+          <w:sz w:val="24"/>
+          <w:szCs w:val="24"/>
+        </w:rPr>
+        <w:t>Рисунок 2.6 – Слайд 6</w:t>
+      </w:r>
+    </w:p>
+    <w:p>
+      <w:pPr>
+        <w:rPr>
+          <w:rFonts w:ascii="Times New Roman" w:hAnsi="Times New Roman" w:cs="Times New Roman"/>
+          <w:sz w:val="24"/>
+          <w:szCs w:val="24"/>
+        </w:rPr>
+      </w:pPr>
+      <w:r>
+        <w:rPr>
+          <w:rFonts w:ascii="Times New Roman" w:hAnsi="Times New Roman" w:cs="Times New Roman"/>
+          <w:sz w:val="24"/>
+          <w:szCs w:val="24"/>
+        </w:rPr>
+        <w:t>«</w:t>
+      </w:r>
+      <w:r>
+        <w:rPr>
+          <w:rFonts w:ascii="Times New Roman" w:hAnsi="Times New Roman" w:cs="Times New Roman"/>
+          <w:sz w:val="24"/>
+          <w:szCs w:val="24"/>
+        </w:rPr>
+        <w:t>Взвод снабжения: командир взвода, его заместитель, хозяйственная часть (3 чел.) и ав</w:t>
+      </w:r>
+      <w:r>
+        <w:rPr>
+          <w:rFonts w:ascii="Times New Roman" w:hAnsi="Times New Roman" w:cs="Times New Roman"/>
+          <w:sz w:val="24"/>
+          <w:szCs w:val="24"/>
+        </w:rPr>
+        <w:softHyphen/>
+        <w:t>тотранспортное отделение (4 чел.).</w:t>
+      </w:r>
+      <w:r>
+        <w:rPr>
+          <w:rFonts w:ascii="Times New Roman" w:hAnsi="Times New Roman" w:cs="Times New Roman"/>
+          <w:sz w:val="24"/>
+          <w:szCs w:val="24"/>
+        </w:rPr>
+        <w:t>»</w:t>
+      </w:r>
+    </w:p>
+    <w:p>
+      <w:pPr>
+        <w:rPr>
+          <w:rFonts w:ascii="Times New Roman" w:hAnsi="Times New Roman" w:cs="Times New Roman"/>
+          <w:sz w:val="24"/>
+          <w:szCs w:val="24"/>
+        </w:rPr>
+      </w:pPr>
+      <w:r>
+        <w:rPr>
+          <w:rFonts w:ascii="Times New Roman" w:hAnsi="Times New Roman" w:cs="Times New Roman"/>
+          <w:sz w:val="24"/>
+          <w:szCs w:val="24"/>
+        </w:rPr>
+        <w:t>Слайд для данного текста изображён на рисунке 2.7.</w:t>
+      </w:r>
+    </w:p>
+    <w:p>
+      <w:pPr>
+        <w:ind w:firstLine="0"/>
+        <w:rPr>
+          <w:rFonts w:ascii="Times New Roman" w:hAnsi="Times New Roman" w:cs="Times New Roman"/>
+          <w:sz w:val="24"/>
+          <w:szCs w:val="24"/>
+        </w:rPr>
+      </w:pPr>
+      <w:r>
+        <w:rPr>
+          <w:noProof/>
+          <w14:ligatures w14:val="standardContextual"/>
+        </w:rPr>
+        <w:drawing>
+          <wp:inline distT="0" distB="0" distL="0" distR="0" wp14:anchorId="72E0123D" wp14:editId="2A083201">
+            <wp:extent cx="5940425" cy="2283460"/>
+            <wp:effectExtent l="0" t="0" r="3175" b="2540"/>
+            <wp:docPr id="626043122" name="Рисунок 1"/>
+            <wp:cNvGraphicFramePr>
+              <a:graphicFrameLocks xmlns:a="http://schemas.openxmlformats.org/drawingml/2006/main" noChangeAspect="1"/>
+            </wp:cNvGraphicFramePr>
+            <a:graphic xmlns:a="http://schemas.openxmlformats.org/drawingml/2006/main">
+              <a:graphicData uri="http://schemas.openxmlformats.org/drawingml/2006/picture">
+                <pic:pic xmlns:pic="http://schemas.openxmlformats.org/drawingml/2006/picture">
+                  <pic:nvPicPr>
+                    <pic:cNvPr id="626043122" name=""/>
+                    <pic:cNvPicPr/>
+                  </pic:nvPicPr>
+                  <pic:blipFill>
+                    <a:blip r:embed="rId16"/>
+                    <a:stretch>
+                      <a:fillRect/>
+                    </a:stretch>
+                  </pic:blipFill>
+                  <pic:spPr>
+                    <a:xfrm>
+                      <a:off x="0" y="0"/>
+                      <a:ext cx="5940425" cy="2283460"/>
+                    </a:xfrm>
+                    <a:prstGeom prst="rect">
+                      <a:avLst/>
+                    </a:prstGeom>
+                  </pic:spPr>
+                </pic:pic>
+              </a:graphicData>
+            </a:graphic>
+          </wp:inline>
+        </w:drawing>
+      </w:r>
+    </w:p>
+    <w:p>
+      <w:pPr>
+        <w:ind w:firstLine="0"/>
+        <w:jc w:val="center"/>
+        <w:rPr>
+          <w:rFonts w:ascii="Times New Roman" w:hAnsi="Times New Roman" w:cs="Times New Roman"/>
+          <w:sz w:val="24"/>
+          <w:szCs w:val="24"/>
+        </w:rPr>
+      </w:pPr>
+      <w:r>
+        <w:rPr>
+          <w:rFonts w:ascii="Times New Roman" w:hAnsi="Times New Roman" w:cs="Times New Roman"/>
+          <w:sz w:val="24"/>
+          <w:szCs w:val="24"/>
+        </w:rPr>
+        <w:t>Рисунок 2.7 – Слайд 7</w:t>
+      </w:r>
+    </w:p>
+    <w:p>
+      <w:pPr>
+        <w:rPr>
+          <w:rFonts w:ascii="Times New Roman" w:hAnsi="Times New Roman" w:cs="Times New Roman"/>
+          <w:sz w:val="24"/>
+          <w:szCs w:val="24"/>
+        </w:rPr>
+      </w:pPr>
+      <w:r>
+        <w:rPr>
+          <w:rFonts w:ascii="Times New Roman" w:hAnsi="Times New Roman" w:cs="Times New Roman"/>
+          <w:sz w:val="24"/>
+          <w:szCs w:val="24"/>
+        </w:rPr>
+        <w:t>«</w:t>
+      </w:r>
+      <w:r>
+        <w:rPr>
+          <w:rFonts w:ascii="Times New Roman" w:hAnsi="Times New Roman" w:cs="Times New Roman"/>
+          <w:sz w:val="24"/>
+          <w:szCs w:val="24"/>
+        </w:rPr>
+        <w:t>Батальонный медицинский пункт: начальник пункта, шофер-санитар и 2 санитара.</w:t>
+      </w:r>
+      <w:r>
+        <w:rPr>
+          <w:rFonts w:ascii="Times New Roman" w:hAnsi="Times New Roman" w:cs="Times New Roman"/>
+          <w:sz w:val="24"/>
+          <w:szCs w:val="24"/>
+        </w:rPr>
+        <w:t>»</w:t>
+      </w:r>
+    </w:p>
+    <w:p>
+      <w:pPr>
+        <w:rPr>
+          <w:rFonts w:ascii="Times New Roman" w:hAnsi="Times New Roman" w:cs="Times New Roman"/>
+          <w:sz w:val="24"/>
+          <w:szCs w:val="24"/>
+        </w:rPr>
+      </w:pPr>
+      <w:r>
+        <w:rPr>
+          <w:rFonts w:ascii="Times New Roman" w:hAnsi="Times New Roman" w:cs="Times New Roman"/>
+          <w:sz w:val="24"/>
+          <w:szCs w:val="24"/>
+        </w:rPr>
+        <w:t>Слайд для данного текста изображён на рисунке 2.</w:t>
+      </w:r>
+      <w:r>
+        <w:rPr>
+          <w:rFonts w:ascii="Times New Roman" w:hAnsi="Times New Roman" w:cs="Times New Roman"/>
+          <w:sz w:val="24"/>
+          <w:szCs w:val="24"/>
+        </w:rPr>
+        <w:t>8.</w:t>
+      </w:r>
+    </w:p>
+    <w:p>
+      <w:pPr>
+        <w:ind w:firstLine="0"/>
+        <w:jc w:val="center"/>
+        <w:rPr>
+          <w:rFonts w:ascii="Times New Roman" w:hAnsi="Times New Roman" w:cs="Times New Roman"/>
+          <w:sz w:val="24"/>
+          <w:szCs w:val="24"/>
+        </w:rPr>
+      </w:pPr>
+      <w:r>
+        <w:rPr>
+          <w:noProof/>
+          <w14:ligatures w14:val="standardContextual"/>
+        </w:rPr>
+        <w:lastRenderedPageBreak/>
+        <w:drawing>
+          <wp:inline distT="0" distB="0" distL="0" distR="0" wp14:anchorId="1BEFBA6E" wp14:editId="3E4FEA1F">
+            <wp:extent cx="5940425" cy="3366135"/>
+            <wp:effectExtent l="0" t="0" r="3175" b="5715"/>
+            <wp:docPr id="829425187" name="Рисунок 1"/>
+            <wp:cNvGraphicFramePr>
+              <a:graphicFrameLocks xmlns:a="http://schemas.openxmlformats.org/drawingml/2006/main" noChangeAspect="1"/>
+            </wp:cNvGraphicFramePr>
+            <a:graphic xmlns:a="http://schemas.openxmlformats.org/drawingml/2006/main">
+              <a:graphicData uri="http://schemas.openxmlformats.org/drawingml/2006/picture">
+                <pic:pic xmlns:pic="http://schemas.openxmlformats.org/drawingml/2006/picture">
+                  <pic:nvPicPr>
+                    <pic:cNvPr id="829425187" name=""/>
+                    <pic:cNvPicPr/>
+                  </pic:nvPicPr>
+                  <pic:blipFill>
+                    <a:blip r:embed="rId17"/>
+                    <a:stretch>
+                      <a:fillRect/>
+                    </a:stretch>
+                  </pic:blipFill>
+                  <pic:spPr>
+                    <a:xfrm>
+                      <a:off x="0" y="0"/>
+                      <a:ext cx="5940425" cy="3366135"/>
+                    </a:xfrm>
+                    <a:prstGeom prst="rect">
+                      <a:avLst/>
+                    </a:prstGeom>
+                  </pic:spPr>
+                </pic:pic>
+              </a:graphicData>
+            </a:graphic>
+          </wp:inline>
+        </w:drawing>
+      </w:r>
+    </w:p>
+    <w:p>
+      <w:pPr>
+        <w:ind w:firstLine="0"/>
+        <w:jc w:val="center"/>
+        <w:rPr>
+          <w:rFonts w:ascii="Times New Roman" w:hAnsi="Times New Roman" w:cs="Times New Roman"/>
+          <w:sz w:val="24"/>
+          <w:szCs w:val="24"/>
+        </w:rPr>
+      </w:pPr>
+      <w:r>
+        <w:rPr>
+          <w:rFonts w:ascii="Times New Roman" w:hAnsi="Times New Roman" w:cs="Times New Roman"/>
+          <w:sz w:val="24"/>
+          <w:szCs w:val="24"/>
+        </w:rPr>
+        <w:t>Рисунок 2.</w:t>
+      </w:r>
+      <w:r>
+        <w:rPr>
+          <w:rFonts w:ascii="Times New Roman" w:hAnsi="Times New Roman" w:cs="Times New Roman"/>
+          <w:sz w:val="24"/>
+          <w:szCs w:val="24"/>
+        </w:rPr>
+        <w:t>8</w:t>
+      </w:r>
+      <w:r>
+        <w:rPr>
+          <w:rFonts w:ascii="Times New Roman" w:hAnsi="Times New Roman" w:cs="Times New Roman"/>
+          <w:sz w:val="24"/>
+          <w:szCs w:val="24"/>
+        </w:rPr>
+        <w:t xml:space="preserve"> – Слайд </w:t>
+      </w:r>
+      <w:r>
+        <w:rPr>
+          <w:rFonts w:ascii="Times New Roman" w:hAnsi="Times New Roman" w:cs="Times New Roman"/>
+          <w:sz w:val="24"/>
+          <w:szCs w:val="24"/>
+        </w:rPr>
+        <w:t>8</w:t>
+      </w:r>
+    </w:p>
+    <w:p>
+      <w:pPr>
+        <w:rPr>
+          <w:rFonts w:ascii="Times New Roman" w:hAnsi="Times New Roman" w:cs="Times New Roman"/>
+          <w:sz w:val="24"/>
+          <w:szCs w:val="24"/>
+        </w:rPr>
+      </w:pPr>
+      <w:r>
+        <w:rPr>
+          <w:rFonts w:ascii="Times New Roman" w:hAnsi="Times New Roman" w:cs="Times New Roman"/>
+          <w:sz w:val="24"/>
+          <w:szCs w:val="24"/>
+        </w:rPr>
+        <w:t>«</w:t>
+      </w:r>
+      <w:r>
+        <w:rPr>
+          <w:rFonts w:ascii="Times New Roman" w:hAnsi="Times New Roman" w:cs="Times New Roman"/>
+          <w:sz w:val="24"/>
+          <w:szCs w:val="24"/>
+        </w:rPr>
+        <w:t>Мотострелковая рота состояла из управления (командир роты, заме</w:t>
+      </w:r>
+      <w:r>
+        <w:rPr>
+          <w:rFonts w:ascii="Times New Roman" w:hAnsi="Times New Roman" w:cs="Times New Roman"/>
+          <w:sz w:val="24"/>
+          <w:szCs w:val="24"/>
+        </w:rPr>
+        <w:softHyphen/>
+        <w:t>ститель по политической части, старшина роты), пулеметного отде</w:t>
+      </w:r>
+      <w:r>
+        <w:rPr>
+          <w:rFonts w:ascii="Times New Roman" w:hAnsi="Times New Roman" w:cs="Times New Roman"/>
+          <w:sz w:val="24"/>
+          <w:szCs w:val="24"/>
+        </w:rPr>
+        <w:softHyphen/>
+        <w:t>ления и 3 мотострелковых взводов.</w:t>
+      </w:r>
+      <w:r>
+        <w:rPr>
+          <w:rFonts w:ascii="Times New Roman" w:hAnsi="Times New Roman" w:cs="Times New Roman"/>
+          <w:sz w:val="24"/>
+          <w:szCs w:val="24"/>
+        </w:rPr>
+        <w:t>»</w:t>
+      </w:r>
+    </w:p>
+    <w:p>
+      <w:pPr>
+        <w:rPr>
+          <w:rFonts w:ascii="Times New Roman" w:hAnsi="Times New Roman" w:cs="Times New Roman"/>
+          <w:sz w:val="24"/>
+          <w:szCs w:val="24"/>
+        </w:rPr>
+      </w:pPr>
+      <w:r>
+        <w:rPr>
+          <w:rFonts w:ascii="Times New Roman" w:hAnsi="Times New Roman" w:cs="Times New Roman"/>
+          <w:sz w:val="24"/>
+          <w:szCs w:val="24"/>
+        </w:rPr>
+        <w:t>Слайд для данного текста изображён на рисунке 2.9.</w:t>
+      </w:r>
+    </w:p>
+    <w:p>
+      <w:pPr>
+        <w:ind w:firstLine="0"/>
+        <w:rPr>
+          <w:rFonts w:ascii="Times New Roman" w:hAnsi="Times New Roman" w:cs="Times New Roman"/>
+          <w:sz w:val="24"/>
+          <w:szCs w:val="24"/>
+        </w:rPr>
+      </w:pPr>
+      <w:r>
+        <w:rPr>
+          <w:noProof/>
+          <w14:ligatures w14:val="standardContextual"/>
+        </w:rPr>
+        <w:drawing>
+          <wp:inline distT="0" distB="0" distL="0" distR="0" wp14:anchorId="61FBB06A" wp14:editId="5D3793FF">
+            <wp:extent cx="5940425" cy="3298825"/>
+            <wp:effectExtent l="0" t="0" r="3175" b="0"/>
+            <wp:docPr id="2028969786" name="Рисунок 1"/>
+            <wp:cNvGraphicFramePr>
+              <a:graphicFrameLocks xmlns:a="http://schemas.openxmlformats.org/drawingml/2006/main" noChangeAspect="1"/>
+            </wp:cNvGraphicFramePr>
+            <a:graphic xmlns:a="http://schemas.openxmlformats.org/drawingml/2006/main">
+              <a:graphicData uri="http://schemas.openxmlformats.org/drawingml/2006/picture">
+                <pic:pic xmlns:pic="http://schemas.openxmlformats.org/drawingml/2006/picture">
+                  <pic:nvPicPr>
+                    <pic:cNvPr id="2028969786" name=""/>
+                    <pic:cNvPicPr/>
+                  </pic:nvPicPr>
+                  <pic:blipFill>
+                    <a:blip r:embed="rId18"/>
+                    <a:stretch>
+                      <a:fillRect/>
+                    </a:stretch>
+                  </pic:blipFill>
+                  <pic:spPr>
+                    <a:xfrm>
+                      <a:off x="0" y="0"/>
+                      <a:ext cx="5940425" cy="3298825"/>
+                    </a:xfrm>
+                    <a:prstGeom prst="rect">
+                      <a:avLst/>
+                    </a:prstGeom>
+                  </pic:spPr>
+                </pic:pic>
+              </a:graphicData>
+            </a:graphic>
+          </wp:inline>
+        </w:drawing>
+      </w:r>
+    </w:p>
+    <w:p>
+      <w:pPr>
+        <w:ind w:firstLine="0"/>
+        <w:jc w:val="center"/>
+        <w:rPr>
+          <w:rFonts w:ascii="Times New Roman" w:hAnsi="Times New Roman" w:cs="Times New Roman"/>
+          <w:sz w:val="24"/>
+          <w:szCs w:val="24"/>
+        </w:rPr>
+      </w:pPr>
+      <w:r>
+        <w:rPr>
+          <w:rFonts w:ascii="Times New Roman" w:hAnsi="Times New Roman" w:cs="Times New Roman"/>
+          <w:sz w:val="24"/>
+          <w:szCs w:val="24"/>
+        </w:rPr>
+        <w:t>Рисунок 2.9 – Слайд 9</w:t>
+      </w:r>
+    </w:p>
+    <w:p>
+      <w:pPr>
+        <w:rPr>
+          <w:rFonts w:ascii="Times New Roman" w:hAnsi="Times New Roman" w:cs="Times New Roman"/>
+          <w:sz w:val="24"/>
+          <w:szCs w:val="24"/>
+        </w:rPr>
+      </w:pPr>
+      <w:r>
+        <w:rPr>
+          <w:rFonts w:ascii="Times New Roman" w:hAnsi="Times New Roman" w:cs="Times New Roman"/>
+          <w:sz w:val="24"/>
+          <w:szCs w:val="24"/>
+        </w:rPr>
+        <w:t>«</w:t>
+      </w:r>
+      <w:r>
+        <w:rPr>
+          <w:rFonts w:ascii="Times New Roman" w:hAnsi="Times New Roman" w:cs="Times New Roman"/>
+          <w:sz w:val="24"/>
+          <w:szCs w:val="24"/>
+        </w:rPr>
+        <w:t>Пулеметное отделение состояло из командира отделения, водителя бронетранспортера и двух пуле</w:t>
+      </w:r>
+      <w:r>
+        <w:rPr>
+          <w:rFonts w:ascii="Times New Roman" w:hAnsi="Times New Roman" w:cs="Times New Roman"/>
+          <w:sz w:val="24"/>
+          <w:szCs w:val="24"/>
+        </w:rPr>
+        <w:softHyphen/>
+        <w:t>метных расчетов, в каждом пулеметчик и помощник пулеметчика.</w:t>
+      </w:r>
+      <w:r>
+        <w:rPr>
+          <w:rFonts w:ascii="Times New Roman" w:hAnsi="Times New Roman" w:cs="Times New Roman"/>
+          <w:sz w:val="24"/>
+          <w:szCs w:val="24"/>
+        </w:rPr>
+        <w:t>»</w:t>
+      </w:r>
+    </w:p>
+    <w:p>
+      <w:pPr>
+        <w:rPr>
+          <w:rFonts w:ascii="Times New Roman" w:hAnsi="Times New Roman" w:cs="Times New Roman"/>
+          <w:sz w:val="24"/>
+          <w:szCs w:val="24"/>
+        </w:rPr>
+      </w:pPr>
+      <w:r>
+        <w:rPr>
+          <w:rFonts w:ascii="Times New Roman" w:hAnsi="Times New Roman" w:cs="Times New Roman"/>
+          <w:sz w:val="24"/>
+          <w:szCs w:val="24"/>
+        </w:rPr>
+        <w:lastRenderedPageBreak/>
+        <w:t>Слайд для данного текста изображён на рисунке 2.10.</w:t>
+      </w:r>
+    </w:p>
+    <w:p>
+      <w:pPr>
+        <w:ind w:firstLine="0"/>
+        <w:rPr>
+          <w:rFonts w:ascii="Times New Roman" w:hAnsi="Times New Roman" w:cs="Times New Roman"/>
+          <w:sz w:val="24"/>
+          <w:szCs w:val="24"/>
+        </w:rPr>
+      </w:pPr>
+      <w:r>
+        <w:rPr>
+          <w:noProof/>
+          <w14:ligatures w14:val="standardContextual"/>
+        </w:rPr>
+        <w:drawing>
+          <wp:inline distT="0" distB="0" distL="0" distR="0" wp14:anchorId="050E5A76" wp14:editId="1290EB82">
+            <wp:extent cx="5940425" cy="3313430"/>
+            <wp:effectExtent l="0" t="0" r="3175" b="1270"/>
+            <wp:docPr id="1213117790" name="Рисунок 1"/>
+            <wp:cNvGraphicFramePr>
+              <a:graphicFrameLocks xmlns:a="http://schemas.openxmlformats.org/drawingml/2006/main" noChangeAspect="1"/>
+            </wp:cNvGraphicFramePr>
+            <a:graphic xmlns:a="http://schemas.openxmlformats.org/drawingml/2006/main">
+              <a:graphicData uri="http://schemas.openxmlformats.org/drawingml/2006/picture">
+                <pic:pic xmlns:pic="http://schemas.openxmlformats.org/drawingml/2006/picture">
+                  <pic:nvPicPr>
+                    <pic:cNvPr id="1213117790" name=""/>
+                    <pic:cNvPicPr/>
+                  </pic:nvPicPr>
+                  <pic:blipFill>
+                    <a:blip r:embed="rId19"/>
+                    <a:stretch>
+                      <a:fillRect/>
+                    </a:stretch>
+                  </pic:blipFill>
+                  <pic:spPr>
+                    <a:xfrm>
+                      <a:off x="0" y="0"/>
+                      <a:ext cx="5940425" cy="3313430"/>
+                    </a:xfrm>
+                    <a:prstGeom prst="rect">
+                      <a:avLst/>
+                    </a:prstGeom>
+                  </pic:spPr>
+                </pic:pic>
+              </a:graphicData>
+            </a:graphic>
+          </wp:inline>
+        </w:drawing>
+      </w:r>
+    </w:p>
+    <w:p>
+      <w:pPr>
+        <w:ind w:firstLine="0"/>
+        <w:jc w:val="center"/>
+        <w:rPr>
+          <w:rFonts w:ascii="Times New Roman" w:hAnsi="Times New Roman" w:cs="Times New Roman"/>
+          <w:sz w:val="24"/>
+          <w:szCs w:val="24"/>
+        </w:rPr>
+      </w:pPr>
+      <w:r>
+        <w:rPr>
+          <w:rFonts w:ascii="Times New Roman" w:hAnsi="Times New Roman" w:cs="Times New Roman"/>
+          <w:sz w:val="24"/>
+          <w:szCs w:val="24"/>
+        </w:rPr>
+        <w:t>Рисунок 2.10 – Слайд 10</w:t>
+      </w:r>
+    </w:p>
+    <w:p>
+      <w:pPr>
+        <w:rPr>
+          <w:rFonts w:ascii="Times New Roman" w:hAnsi="Times New Roman" w:cs="Times New Roman"/>
+          <w:sz w:val="24"/>
+          <w:szCs w:val="24"/>
+        </w:rPr>
+      </w:pPr>
+      <w:r>
+        <w:rPr>
+          <w:rFonts w:ascii="Times New Roman" w:hAnsi="Times New Roman" w:cs="Times New Roman"/>
+          <w:sz w:val="24"/>
+          <w:szCs w:val="24"/>
+        </w:rPr>
+        <w:t xml:space="preserve"> </w:t>
+      </w:r>
+      <w:r>
+        <w:rPr>
+          <w:rFonts w:ascii="Times New Roman" w:hAnsi="Times New Roman" w:cs="Times New Roman"/>
+          <w:sz w:val="24"/>
+          <w:szCs w:val="24"/>
+        </w:rPr>
+        <w:t>«</w:t>
+      </w:r>
+      <w:r>
+        <w:rPr>
+          <w:rFonts w:ascii="Times New Roman" w:hAnsi="Times New Roman" w:cs="Times New Roman"/>
+          <w:sz w:val="24"/>
+          <w:szCs w:val="24"/>
+        </w:rPr>
+        <w:t>Мотострелковый взвод имел командира взвода, заместителя коман</w:t>
+      </w:r>
+      <w:r>
+        <w:rPr>
+          <w:rFonts w:ascii="Times New Roman" w:hAnsi="Times New Roman" w:cs="Times New Roman"/>
+          <w:sz w:val="24"/>
+          <w:szCs w:val="24"/>
+        </w:rPr>
+        <w:softHyphen/>
+        <w:t>дира и 3 мотострелковых отделения.</w:t>
+      </w:r>
+      <w:r>
+        <w:rPr>
+          <w:rFonts w:ascii="Times New Roman" w:hAnsi="Times New Roman" w:cs="Times New Roman"/>
+          <w:sz w:val="24"/>
+          <w:szCs w:val="24"/>
+        </w:rPr>
+        <w:t>»</w:t>
+      </w:r>
+      <w:r>
+        <w:rPr>
+          <w:rFonts w:ascii="Times New Roman" w:hAnsi="Times New Roman" w:cs="Times New Roman"/>
+          <w:sz w:val="24"/>
+          <w:szCs w:val="24"/>
+        </w:rPr>
+        <w:t xml:space="preserve"> </w:t>
+      </w:r>
+    </w:p>
+    <w:p>
+      <w:pPr>
+        <w:rPr>
+          <w:rFonts w:ascii="Times New Roman" w:hAnsi="Times New Roman" w:cs="Times New Roman"/>
+          <w:sz w:val="24"/>
+          <w:szCs w:val="24"/>
+        </w:rPr>
+      </w:pPr>
+      <w:r>
+        <w:rPr>
+          <w:rFonts w:ascii="Times New Roman" w:hAnsi="Times New Roman" w:cs="Times New Roman"/>
+          <w:sz w:val="24"/>
+          <w:szCs w:val="24"/>
+        </w:rPr>
+        <w:t>Слайд для данного текста изображён на рисунке 2.11.</w:t>
+      </w:r>
+    </w:p>
+    <w:p>
+      <w:pPr>
+        <w:ind w:firstLine="0"/>
+        <w:jc w:val="center"/>
+        <w:rPr>
+          <w:rFonts w:ascii="Times New Roman" w:hAnsi="Times New Roman" w:cs="Times New Roman"/>
+          <w:sz w:val="24"/>
+          <w:szCs w:val="24"/>
+        </w:rPr>
+      </w:pPr>
+      <w:r>
+        <w:rPr>
+          <w:noProof/>
+          <w14:ligatures w14:val="standardContextual"/>
+        </w:rPr>
+        <w:drawing>
+          <wp:inline distT="0" distB="0" distL="0" distR="0" wp14:anchorId="3960CC1B" wp14:editId="122764D4">
+            <wp:extent cx="5940425" cy="3327400"/>
+            <wp:effectExtent l="0" t="0" r="3175" b="6350"/>
+            <wp:docPr id="1363095165" name="Рисунок 1"/>
+            <wp:cNvGraphicFramePr>
+              <a:graphicFrameLocks xmlns:a="http://schemas.openxmlformats.org/drawingml/2006/main" noChangeAspect="1"/>
+            </wp:cNvGraphicFramePr>
+            <a:graphic xmlns:a="http://schemas.openxmlformats.org/drawingml/2006/main">
+              <a:graphicData uri="http://schemas.openxmlformats.org/drawingml/2006/picture">
+                <pic:pic xmlns:pic="http://schemas.openxmlformats.org/drawingml/2006/picture">
+                  <pic:nvPicPr>
+                    <pic:cNvPr id="1363095165" name=""/>
+                    <pic:cNvPicPr/>
+                  </pic:nvPicPr>
+                  <pic:blipFill>
+                    <a:blip r:embed="rId20"/>
+                    <a:stretch>
+                      <a:fillRect/>
+                    </a:stretch>
+                  </pic:blipFill>
+                  <pic:spPr>
+                    <a:xfrm>
+                      <a:off x="0" y="0"/>
+                      <a:ext cx="5940425" cy="3327400"/>
+                    </a:xfrm>
+                    <a:prstGeom prst="rect">
+                      <a:avLst/>
+                    </a:prstGeom>
+                  </pic:spPr>
+                </pic:pic>
+              </a:graphicData>
+            </a:graphic>
+          </wp:inline>
+        </w:drawing>
+      </w:r>
+    </w:p>
+    <w:p>
+      <w:pPr>
+        <w:ind w:firstLine="0"/>
+        <w:jc w:val="center"/>
+        <w:rPr>
+          <w:rFonts w:ascii="Times New Roman" w:hAnsi="Times New Roman" w:cs="Times New Roman"/>
+          <w:sz w:val="24"/>
+          <w:szCs w:val="24"/>
+        </w:rPr>
+      </w:pPr>
+      <w:r>
+        <w:rPr>
+          <w:rFonts w:ascii="Times New Roman" w:hAnsi="Times New Roman" w:cs="Times New Roman"/>
+          <w:sz w:val="24"/>
+          <w:szCs w:val="24"/>
+        </w:rPr>
+        <w:t>Рисунок 2.11 – Слайд 11</w:t>
+      </w:r>
+    </w:p>
+    <w:p>
+      <w:pPr>
+        <w:rPr>
+          <w:rFonts w:ascii="Times New Roman" w:hAnsi="Times New Roman" w:cs="Times New Roman"/>
+          <w:sz w:val="24"/>
+          <w:szCs w:val="24"/>
+        </w:rPr>
+      </w:pPr>
+      <w:r>
+        <w:rPr>
+          <w:rFonts w:ascii="Times New Roman" w:hAnsi="Times New Roman" w:cs="Times New Roman"/>
+          <w:sz w:val="24"/>
+          <w:szCs w:val="24"/>
+        </w:rPr>
+        <w:t>«</w:t>
+      </w:r>
+      <w:r>
+        <w:rPr>
+          <w:rFonts w:ascii="Times New Roman" w:hAnsi="Times New Roman" w:cs="Times New Roman"/>
+          <w:sz w:val="24"/>
+          <w:szCs w:val="24"/>
+        </w:rPr>
+        <w:t>В каждом отделении: командир отделения, пулеметчик, гранатометчик, помощник гранатометчи</w:t>
+      </w:r>
+      <w:r>
+        <w:rPr>
+          <w:rFonts w:ascii="Times New Roman" w:hAnsi="Times New Roman" w:cs="Times New Roman"/>
+          <w:sz w:val="24"/>
+          <w:szCs w:val="24"/>
+        </w:rPr>
+        <w:softHyphen/>
+        <w:t>ка, старший автоматчик, 3 автоматчика и водитель бронетранспор</w:t>
+      </w:r>
+      <w:r>
+        <w:rPr>
+          <w:rFonts w:ascii="Times New Roman" w:hAnsi="Times New Roman" w:cs="Times New Roman"/>
+          <w:sz w:val="24"/>
+          <w:szCs w:val="24"/>
+        </w:rPr>
+        <w:softHyphen/>
+        <w:t>тера.</w:t>
+      </w:r>
+      <w:r>
+        <w:rPr>
+          <w:rFonts w:ascii="Times New Roman" w:hAnsi="Times New Roman" w:cs="Times New Roman"/>
+          <w:sz w:val="24"/>
+          <w:szCs w:val="24"/>
+        </w:rPr>
+        <w:t>»</w:t>
+      </w:r>
+    </w:p>
+    <w:p>
+      <w:pPr>
+        <w:rPr>
+          <w:rFonts w:ascii="Times New Roman" w:hAnsi="Times New Roman" w:cs="Times New Roman"/>
+          <w:sz w:val="24"/>
+          <w:szCs w:val="24"/>
+        </w:rPr>
+      </w:pPr>
+      <w:r>
+        <w:rPr>
+          <w:rFonts w:ascii="Times New Roman" w:hAnsi="Times New Roman" w:cs="Times New Roman"/>
+          <w:sz w:val="24"/>
+          <w:szCs w:val="24"/>
+        </w:rPr>
+        <w:lastRenderedPageBreak/>
+        <w:t>Слайд для данного текста изображён на рисунке 2.</w:t>
+      </w:r>
+      <w:r>
+        <w:rPr>
+          <w:rFonts w:ascii="Times New Roman" w:hAnsi="Times New Roman" w:cs="Times New Roman"/>
+          <w:sz w:val="24"/>
+          <w:szCs w:val="24"/>
+        </w:rPr>
+        <w:t>12</w:t>
+      </w:r>
+      <w:r>
+        <w:rPr>
+          <w:rFonts w:ascii="Times New Roman" w:hAnsi="Times New Roman" w:cs="Times New Roman"/>
+          <w:sz w:val="24"/>
+          <w:szCs w:val="24"/>
+        </w:rPr>
+        <w:t>.</w:t>
+      </w:r>
+    </w:p>
+    <w:p>
+      <w:pPr>
+        <w:ind w:firstLine="0"/>
+        <w:jc w:val="center"/>
+        <w:rPr>
+          <w:rFonts w:ascii="Times New Roman" w:hAnsi="Times New Roman" w:cs="Times New Roman"/>
+          <w:sz w:val="24"/>
+          <w:szCs w:val="24"/>
+        </w:rPr>
+      </w:pPr>
+      <w:r>
+        <w:rPr>
+          <w:noProof/>
+          <w14:ligatures w14:val="standardContextual"/>
+        </w:rPr>
+        <w:drawing>
+          <wp:inline distT="0" distB="0" distL="0" distR="0" wp14:anchorId="117CC6DE" wp14:editId="24394FDE">
+            <wp:extent cx="5940425" cy="3402965"/>
+            <wp:effectExtent l="0" t="0" r="3175" b="6985"/>
+            <wp:docPr id="538916031" name="Рисунок 1"/>
+            <wp:cNvGraphicFramePr>
+              <a:graphicFrameLocks xmlns:a="http://schemas.openxmlformats.org/drawingml/2006/main" noChangeAspect="1"/>
+            </wp:cNvGraphicFramePr>
+            <a:graphic xmlns:a="http://schemas.openxmlformats.org/drawingml/2006/main">
+              <a:graphicData uri="http://schemas.openxmlformats.org/drawingml/2006/picture">
+                <pic:pic xmlns:pic="http://schemas.openxmlformats.org/drawingml/2006/picture">
+                  <pic:nvPicPr>
+                    <pic:cNvPr id="538916031" name=""/>
+                    <pic:cNvPicPr/>
+                  </pic:nvPicPr>
+                  <pic:blipFill>
+                    <a:blip r:embed="rId21"/>
+                    <a:stretch>
+                      <a:fillRect/>
+                    </a:stretch>
+                  </pic:blipFill>
+                  <pic:spPr>
+                    <a:xfrm>
+                      <a:off x="0" y="0"/>
+                      <a:ext cx="5940425" cy="3402965"/>
+                    </a:xfrm>
+                    <a:prstGeom prst="rect">
+                      <a:avLst/>
+                    </a:prstGeom>
+                  </pic:spPr>
+                </pic:pic>
+              </a:graphicData>
+            </a:graphic>
+          </wp:inline>
+        </w:drawing>
+      </w:r>
+    </w:p>
+    <w:p>
+      <w:pPr>
+        <w:ind w:firstLine="0"/>
+        <w:jc w:val="center"/>
+        <w:rPr>
+          <w:rFonts w:ascii="Times New Roman" w:hAnsi="Times New Roman" w:cs="Times New Roman"/>
+          <w:sz w:val="24"/>
+          <w:szCs w:val="24"/>
+        </w:rPr>
+      </w:pPr>
+      <w:r>
+        <w:rPr>
+          <w:rFonts w:ascii="Times New Roman" w:hAnsi="Times New Roman" w:cs="Times New Roman"/>
+          <w:sz w:val="24"/>
+          <w:szCs w:val="24"/>
+        </w:rPr>
+        <w:t>Рисунок 2.</w:t>
+      </w:r>
+      <w:r>
+        <w:rPr>
+          <w:rFonts w:ascii="Times New Roman" w:hAnsi="Times New Roman" w:cs="Times New Roman"/>
+          <w:sz w:val="24"/>
+          <w:szCs w:val="24"/>
+        </w:rPr>
+        <w:t>12</w:t>
+      </w:r>
+      <w:r>
+        <w:rPr>
+          <w:rFonts w:ascii="Times New Roman" w:hAnsi="Times New Roman" w:cs="Times New Roman"/>
+          <w:sz w:val="24"/>
+          <w:szCs w:val="24"/>
+        </w:rPr>
+        <w:t xml:space="preserve"> – Слайд </w:t>
+      </w:r>
+      <w:r>
+        <w:rPr>
+          <w:rFonts w:ascii="Times New Roman" w:hAnsi="Times New Roman" w:cs="Times New Roman"/>
+          <w:sz w:val="24"/>
+          <w:szCs w:val="24"/>
+        </w:rPr>
+        <w:t>12</w:t>
+      </w:r>
+    </w:p>
+    <w:p>
+      <w:pPr>
+        <w:rPr>
+          <w:rFonts w:ascii="Times New Roman" w:hAnsi="Times New Roman" w:cs="Times New Roman"/>
+          <w:sz w:val="24"/>
+          <w:szCs w:val="24"/>
+        </w:rPr>
+      </w:pPr>
+      <w:r>
+        <w:rPr>
+          <w:rFonts w:ascii="Times New Roman" w:hAnsi="Times New Roman" w:cs="Times New Roman"/>
+          <w:sz w:val="24"/>
+          <w:szCs w:val="24"/>
+        </w:rPr>
         <w:br w:type="page"/>
       </w:r>
     </w:p>
@@ -3261,79 +4121,15 @@
           <w:sz w:val="24"/>
           <w:szCs w:val="24"/>
         </w:rPr>
-        <w:t xml:space="preserve">В результате выполнения работы было изучено </w:t>
-      </w:r>
-      <w:r>
-        <w:rPr>
-          <w:rFonts w:ascii="Times New Roman" w:hAnsi="Times New Roman" w:cs="Times New Roman"/>
-          <w:sz w:val="24"/>
-          <w:szCs w:val="24"/>
-        </w:rPr>
-        <w:t xml:space="preserve">на примере </w:t>
-      </w:r>
-      <w:r>
-        <w:rPr>
-          <w:rFonts w:ascii="Times New Roman" w:hAnsi="Times New Roman" w:cs="Times New Roman"/>
-          <w:sz w:val="24"/>
-          <w:szCs w:val="24"/>
-        </w:rPr>
-        <w:t xml:space="preserve">структуры мотострелкового батальона армии СССР </w:t>
-      </w:r>
-      <w:r>
-        <w:rPr>
-          <w:rFonts w:ascii="Times New Roman" w:hAnsi="Times New Roman" w:cs="Times New Roman"/>
-          <w:sz w:val="24"/>
-          <w:szCs w:val="24"/>
-        </w:rPr>
-        <w:t>построение древовидных структур,</w:t>
-      </w:r>
-      <w:r>
-        <w:rPr>
-          <w:rFonts w:ascii="Times New Roman" w:hAnsi="Times New Roman" w:cs="Times New Roman"/>
-          <w:sz w:val="24"/>
-          <w:szCs w:val="24"/>
-        </w:rPr>
-        <w:t xml:space="preserve"> также были</w:t>
-      </w:r>
-      <w:r>
-        <w:rPr>
-          <w:rFonts w:ascii="Times New Roman" w:hAnsi="Times New Roman" w:cs="Times New Roman"/>
-          <w:sz w:val="24"/>
-          <w:szCs w:val="24"/>
-        </w:rPr>
-        <w:t xml:space="preserve"> приобре</w:t>
-      </w:r>
-      <w:r>
-        <w:rPr>
-          <w:rFonts w:ascii="Times New Roman" w:hAnsi="Times New Roman" w:cs="Times New Roman"/>
-          <w:sz w:val="24"/>
-          <w:szCs w:val="24"/>
-        </w:rPr>
-        <w:t xml:space="preserve">тены </w:t>
-      </w:r>
-      <w:r>
-        <w:rPr>
-          <w:rFonts w:ascii="Times New Roman" w:hAnsi="Times New Roman" w:cs="Times New Roman"/>
-          <w:sz w:val="24"/>
-          <w:szCs w:val="24"/>
-        </w:rPr>
-        <w:t>навыки практического использования</w:t>
-      </w:r>
-      <w:r>
-        <w:rPr>
-          <w:rFonts w:ascii="Times New Roman" w:hAnsi="Times New Roman" w:cs="Times New Roman"/>
-          <w:sz w:val="24"/>
-          <w:szCs w:val="24"/>
-        </w:rPr>
-        <w:t xml:space="preserve"> программ</w:t>
-      </w:r>
-      <w:r>
-        <w:rPr>
-          <w:rFonts w:ascii="Times New Roman" w:hAnsi="Times New Roman" w:cs="Times New Roman"/>
-          <w:sz w:val="24"/>
-          <w:szCs w:val="24"/>
-        </w:rPr>
-        <w:t xml:space="preserve"> – </w:t>
+        <w:t>В результате выполнения работы было</w:t>
+      </w:r>
+      <w:r>
+        <w:rPr>
+          <w:rFonts w:ascii="Times New Roman" w:hAnsi="Times New Roman" w:cs="Times New Roman"/>
+          <w:sz w:val="24"/>
+          <w:szCs w:val="24"/>
+        </w:rPr>
+        <w:t xml:space="preserve"> реализовано построение древовидной структуры на основе конкретного примера с учетов анимированной по времени смены слайдов и реализации эффекта «Проявление». В дальнейшем был организован поэтапный показ структуры в </w:t>
       </w:r>
       <w:r>
         <w:rPr>
@@ -3342,7 +4138,24 @@
           <w:szCs w:val="24"/>
           <w:lang w:val="en-US"/>
         </w:rPr>
-        <w:t>draw</w:t>
+        <w:t>Power</w:t>
+      </w:r>
+      <w:r>
+        <w:rPr>
+          <w:rFonts w:ascii="Times New Roman" w:hAnsi="Times New Roman" w:cs="Times New Roman"/>
+          <w:sz w:val="24"/>
+          <w:szCs w:val="24"/>
+        </w:rPr>
+        <w:t xml:space="preserve"> </w:t>
+      </w:r>
+      <w:r>
+        <w:rPr>
+          <w:rFonts w:ascii="Times New Roman" w:hAnsi="Times New Roman" w:cs="Times New Roman"/>
+          <w:sz w:val="24"/>
+          <w:szCs w:val="24"/>
+          <w:lang w:val="en-US"/>
+        </w:rPr>
+        <w:t>Point</w:t>
       </w:r>
       <w:r>
         <w:rPr>
@@ -3351,80 +4164,6 @@
           <w:szCs w:val="24"/>
         </w:rPr>
         <w:t>.</w:t>
-      </w:r>
-      <w:r>
-        <w:rPr>
-          <w:rFonts w:ascii="Times New Roman" w:hAnsi="Times New Roman" w:cs="Times New Roman"/>
-          <w:sz w:val="24"/>
-          <w:szCs w:val="24"/>
-          <w:lang w:val="en-US"/>
-        </w:rPr>
-        <w:t>io</w:t>
-      </w:r>
-      <w:r>
-        <w:rPr>
-          <w:rFonts w:ascii="Times New Roman" w:hAnsi="Times New Roman" w:cs="Times New Roman"/>
-          <w:sz w:val="24"/>
-          <w:szCs w:val="24"/>
-        </w:rPr>
-        <w:t xml:space="preserve">, </w:t>
-      </w:r>
-      <w:r>
-        <w:rPr>
-          <w:rFonts w:ascii="Times New Roman" w:hAnsi="Times New Roman" w:cs="Times New Roman"/>
-          <w:sz w:val="24"/>
-          <w:szCs w:val="24"/>
-          <w:lang w:val="en-US"/>
-        </w:rPr>
-        <w:t>PowerPoint</w:t>
-      </w:r>
-      <w:r>
-        <w:rPr>
-          <w:rFonts w:ascii="Times New Roman" w:hAnsi="Times New Roman" w:cs="Times New Roman"/>
-          <w:sz w:val="24"/>
-          <w:szCs w:val="24"/>
-        </w:rPr>
-        <w:t xml:space="preserve"> – </w:t>
-      </w:r>
-      <w:r>
-        <w:rPr>
-          <w:rFonts w:ascii="Times New Roman" w:hAnsi="Times New Roman" w:cs="Times New Roman"/>
-          <w:sz w:val="24"/>
-          <w:szCs w:val="24"/>
-        </w:rPr>
-        <w:t>для построения</w:t>
-      </w:r>
-      <w:r>
-        <w:rPr>
-          <w:rFonts w:ascii="Times New Roman" w:hAnsi="Times New Roman" w:cs="Times New Roman"/>
-          <w:sz w:val="24"/>
-          <w:szCs w:val="24"/>
-        </w:rPr>
-        <w:t xml:space="preserve"> простых</w:t>
-      </w:r>
-      <w:r>
-        <w:rPr>
-          <w:rFonts w:ascii="Times New Roman" w:hAnsi="Times New Roman" w:cs="Times New Roman"/>
-          <w:sz w:val="24"/>
-          <w:szCs w:val="24"/>
-        </w:rPr>
-        <w:t xml:space="preserve"> </w:t>
-      </w:r>
-      <w:r>
-        <w:rPr>
-          <w:rFonts w:ascii="Times New Roman" w:hAnsi="Times New Roman" w:cs="Times New Roman"/>
-          <w:sz w:val="24"/>
-          <w:szCs w:val="24"/>
-        </w:rPr>
-        <w:t>и наглядных древовидных структур</w:t>
-      </w:r>
-      <w:r>
-        <w:rPr>
-          <w:rFonts w:ascii="Times New Roman" w:hAnsi="Times New Roman" w:cs="Times New Roman"/>
-          <w:sz w:val="24"/>
-          <w:szCs w:val="24"/>
-        </w:rPr>
-        <w:t xml:space="preserve">. </w:t>
       </w:r>
     </w:p>
     <w:p>
@@ -3437,8 +4176,8 @@
       </w:pPr>
     </w:p>
     <w:sectPr>
-      <w:footerReference w:type="default" r:id="rId15"/>
-      <w:footerReference w:type="first" r:id="rId16"/>
+      <w:footerReference w:type="default" r:id="rId22"/>
+      <w:footerReference w:type="first" r:id="rId23"/>
       <w:pgSz w:w="11906" w:h="16838"/>
       <w:pgMar w:top="1134" w:right="850" w:bottom="1134" w:left="1701" w:header="708" w:footer="708" w:gutter="0"/>
       <w:pgNumType w:start="3"/>
@@ -13030,7 +13769,7 @@
   <w:style w:type="paragraph" w:default="1" w:styleId="a">
     <w:name w:val="Normal"/>
     <w:qFormat/>
-    <w:rsid w:val="00873A2D"/>
+    <w:rsid w:val="00BC3D5F"/>
     <w:rPr>
       <w:kern w:val="0"/>
       <w14:ligatures w14:val="none"/>
@@ -13131,6 +13870,7 @@
   <w:style w:type="character" w:default="1" w:styleId="a0">
     <w:name w:val="Default Paragraph Font"/>
     <w:uiPriority w:val="1"/>
+    <w:semiHidden/>
     <w:unhideWhenUsed/>
   </w:style>
   <w:style w:type="table" w:default="1" w:styleId="a1">
